--- a/Paladin_Compliance_1.5_Operational_Accountability_Principles.docx
+++ b/Paladin_Compliance_1.5_Operational_Accountability_Principles.docx
@@ -3273,7 +3273,7 @@
                 <w:color w:val="1F2A37"/>
                 <w:sz w:val="15"/>
               </w:rPr>
-              <w:t>A third party performs a control-adjacent service, hosts evidence, or supplies assurance material.</w:t>
+              <w:t>A third party performs a control-adjacent service, hosts evidence, or supplies confidence material.</w:t>
             </w:r>
           </w:p>
         </w:tc>
@@ -3308,7 +3308,7 @@
                 <w:color w:val="1F2A37"/>
                 <w:sz w:val="15"/>
               </w:rPr>
-              <w:t>Business owner retains accountability for vendor reliance and contractual assurance expectations.</w:t>
+              <w:t>Business owner retains accountability for vendor reliance and contractual confidence expectations.</w:t>
             </w:r>
           </w:p>
         </w:tc>
@@ -3960,7 +3960,7 @@
           <w:color w:val="1F2A37"/>
           <w:sz w:val="20"/>
         </w:rPr>
-        <w:t>Decision attribution links a governance decision to the person or forum authorized to make it, the information considered, the conditions applied, and the evidence retained. Attribution protects the institution when a decision is later challenged by an auditor, customer, regulator, executive sponsor, or internal assurance function. It also prevents approval without review, where a record shows sign-off but not the basis for the sign-off.</w:t>
+        <w:t>Decision attribution links a governance decision to the person or forum authorized to make it, the information considered, the conditions applied, and the evidence retained. Attribution protects the institution when a decision is later challenged by an auditor, customer, regulator, executive sponsor, or internal confidence function. It also prevents approval without review, where a record shows sign-off but not the basis for the sign-off.</w:t>
       </w:r>
     </w:p>
     <w:tbl>
@@ -7966,7 +7966,7 @@
                 <w:color w:val="1F2A37"/>
                 <w:sz w:val="15"/>
               </w:rPr>
-              <w:t>Contractual obligations, assurance evidence, service dependencies, contingency owner.</w:t>
+              <w:t>Contractual obligations, confidence evidence, service dependencies, contingency owner.</w:t>
             </w:r>
           </w:p>
         </w:tc>
@@ -8001,7 +8001,7 @@
                 <w:color w:val="1F2A37"/>
                 <w:sz w:val="15"/>
               </w:rPr>
-              <w:t>Transition record, vendor evidence handoff, unresolved assurance gap log.</w:t>
+              <w:t>Transition record, vendor evidence handoff, unresolved confidence gap log.</w:t>
             </w:r>
           </w:p>
         </w:tc>
@@ -8717,7 +8717,7 @@
                 <w:color w:val="1F2A37"/>
                 <w:sz w:val="15"/>
               </w:rPr>
-              <w:t>Executive signs a customer assurance response prepared from stale control evidence.</w:t>
+              <w:t>Executive signs a customer response prepared from stale control evidence.</w:t>
             </w:r>
           </w:p>
         </w:tc>
@@ -9669,7 +9669,7 @@
                 <w:color w:val="1F2A37"/>
                 <w:sz w:val="15"/>
               </w:rPr>
-              <w:t>The approval cannot support audit, customer challenge, or internal assurance review.</w:t>
+              <w:t>The approval cannot support audit, customer challenge, or internal confidence review.</w:t>
             </w:r>
           </w:p>
         </w:tc>
